--- a/media/R2499/output_dir/静态硬件和固件项.docx
+++ b/media/R2499/output_dir/静态硬件和固件项.docx
@@ -1,9 +1,10 @@
 
 <file path=word/document.xml><?xml version="1.0" encoding="utf-8"?>
-<w:document xmlns:wpc="http://schemas.microsoft.com/office/word/2010/wordprocessingCanvas" xmlns:cx="http://schemas.microsoft.com/office/drawing/2014/chartex" xmlns:cx1="http://schemas.microsoft.com/office/drawing/2015/9/8/chartex" xmlns:cx2="http://schemas.microsoft.com/office/drawing/2015/10/21/chartex" xmlns:cx3="http://schemas.microsoft.com/office/drawing/2016/5/9/chartex" xmlns:cx4="http://schemas.microsoft.com/office/drawing/2016/5/10/chartex" xmlns:cx5="http://schemas.microsoft.com/office/drawing/2016/5/11/chartex" xmlns:cx6="http://schemas.microsoft.com/office/drawing/2016/5/12/chartex" xmlns:cx7="http://schemas.microsoft.com/office/drawing/2016/5/13/chartex" xmlns:cx8="http://schemas.microsoft.com/office/drawing/2016/5/14/chartex" xmlns:mc="http://schemas.openxmlformats.org/markup-compatibility/2006" xmlns:aink="http://schemas.microsoft.com/office/drawing/2016/ink" xmlns:am3d="http://schemas.microsoft.com/office/drawing/2017/model3d" xmlns:o="urn:schemas-microsoft-com:office:office" xmlns:oel="http://schemas.microsoft.com/office/2019/extlst" xmlns:r="http://schemas.openxmlformats.org/officeDocument/2006/relationships" xmlns:m="http://schemas.openxmlformats.org/officeDocument/2006/math" xmlns:v="urn:schemas-microsoft-com:vml" xmlns:wp14="http://schemas.microsoft.com/office/word/2010/wordprocessingDrawing" xmlns:wp="http://schemas.openxmlformats.org/drawingml/2006/wordprocessingDrawing" xmlns:w10="urn:schemas-microsoft-com:office:word" xmlns:w="http://schemas.openxmlformats.org/wordprocessingml/2006/main" xmlns:w14="http://schemas.microsoft.com/office/word/2010/wordml" xmlns:w15="http://schemas.microsoft.com/office/word/2012/wordml" xmlns:w16cex="http://schemas.microsoft.com/office/word/2018/wordml/cex" xmlns:w16cid="http://schemas.microsoft.com/office/word/2016/wordml/cid" xmlns:w16="http://schemas.microsoft.com/office/word/2018/wordml" xmlns:w16du="http://schemas.microsoft.com/office/word/2023/wordml/word16du" xmlns:w16sdtdh="http://schemas.microsoft.com/office/word/2020/wordml/sdtdatahash" xmlns:w16se="http://schemas.microsoft.com/office/word/2015/wordml/symex" xmlns:wpg="http://schemas.microsoft.com/office/word/2010/wordprocessingGroup" xmlns:wpi="http://schemas.microsoft.com/office/word/2010/wordprocessingInk" xmlns:wne="http://schemas.microsoft.com/office/word/2006/wordml" xmlns:wps="http://schemas.microsoft.com/office/word/2010/wordprocessingShape" mc:Ignorable="w14 w15 w16se w16cid w16 w16cex w16sdtdh w16du wp14">
+<w:document xmlns:wpc="http://schemas.microsoft.com/office/word/2010/wordprocessingCanvas" xmlns:cx="http://schemas.microsoft.com/office/drawing/2014/chartex" xmlns:cx1="http://schemas.microsoft.com/office/drawing/2015/9/8/chartex" xmlns:cx2="http://schemas.microsoft.com/office/drawing/2015/10/21/chartex" xmlns:cx3="http://schemas.microsoft.com/office/drawing/2016/5/9/chartex" xmlns:cx4="http://schemas.microsoft.com/office/drawing/2016/5/10/chartex" xmlns:cx5="http://schemas.microsoft.com/office/drawing/2016/5/11/chartex" xmlns:cx6="http://schemas.microsoft.com/office/drawing/2016/5/12/chartex" xmlns:cx7="http://schemas.microsoft.com/office/drawing/2016/5/13/chartex" xmlns:cx8="http://schemas.microsoft.com/office/drawing/2016/5/14/chartex" xmlns:mc="http://schemas.openxmlformats.org/markup-compatibility/2006" xmlns:aink="http://schemas.microsoft.com/office/drawing/2016/ink" xmlns:am3d="http://schemas.microsoft.com/office/drawing/2017/model3d" xmlns:o="urn:schemas-microsoft-com:office:office" xmlns:oel="http://schemas.microsoft.com/office/2019/extlst" xmlns:r="http://schemas.openxmlformats.org/officeDocument/2006/relationships" xmlns:m="http://schemas.openxmlformats.org/officeDocument/2006/math" xmlns:v="urn:schemas-microsoft-com:vml" xmlns:wp14="http://schemas.microsoft.com/office/word/2010/wordprocessingDrawing" xmlns:wp="http://schemas.openxmlformats.org/drawingml/2006/wordprocessingDrawing" xmlns:w10="urn:schemas-microsoft-com:office:word" xmlns:w="http://schemas.openxmlformats.org/wordprocessingml/2006/main" xmlns:w14="http://schemas.microsoft.com/office/word/2010/wordml" xmlns:w15="http://schemas.microsoft.com/office/word/2012/wordml" xmlns:w16cex="http://schemas.microsoft.com/office/word/2018/wordml/cex" xmlns:w16cid="http://schemas.microsoft.com/office/word/2016/wordml/cid" xmlns:w16="http://schemas.microsoft.com/office/word/2018/wordml" xmlns:w16du="http://schemas.microsoft.com/office/word/2023/wordml/word16du" xmlns:w16sdtdh="http://schemas.microsoft.com/office/word/2020/wordml/sdtdatahash" xmlns:w16sdtfl="http://schemas.microsoft.com/office/word/2024/wordml/sdtformatlock" xmlns:w16se="http://schemas.microsoft.com/office/word/2015/wordml/symex" xmlns:wpg="http://schemas.microsoft.com/office/word/2010/wordprocessingGroup" xmlns:wpi="http://schemas.microsoft.com/office/word/2010/wordprocessingInk" xmlns:wne="http://schemas.microsoft.com/office/word/2006/wordml" xmlns:wps="http://schemas.microsoft.com/office/word/2010/wordprocessingShape" mc:Ignorable="w14 w15 w16se w16cid w16 w16cex w16sdtdh w16sdtfl w16du wp14">
   <w:body>
     <w:p>
       <w:pPr>
+        <w:wordWrap w:val="0"/>
         <w:spacing w:line="360" w:lineRule="auto"/>
         <w:ind w:firstLineChars="200" w:firstLine="480"/>
         <w:rPr>
@@ -17,11 +18,363 @@
           <w:sz w:val="24"/>
           <w:szCs w:val="24"/>
         </w:rPr>
-        <w:t xml:space="preserve">这是硬件和固件项</w:t>
+        <w:t xml:space="preserve">此次静态测试环境使用的硬件和固件项详见下表所示。</w:t>
       </w:r>
     </w:p>
     <w:p>
       <w:pPr>
+        <w:wordWrap w:val="0"/>
+        <w:spacing w:line="360" w:lineRule="auto"/>
+        <w:jc w:val="center"/>
+        <w:rPr>
+          <w:sz w:val="21"/>
+          <w:szCs w:val="21"/>
+        </w:rPr>
+      </w:pPr>
+      <w:r>
+        <w:rPr>
+          <w:rFonts w:hint="eastAsia"/>
+          <w:sz w:val="21"/>
+          <w:szCs w:val="21"/>
+        </w:rPr>
+        <w:t xml:space="preserve">表5‑5 静态测评环境硬件和固件项</w:t>
+      </w:r>
+    </w:p>
+    <w:tbl>
+      <w:tblPr>
+        <w:tblW w:w="5000" w:type="pct"/>
+        <w:tblBorders>
+          <w:top w:val="single" w:sz="12" w:space="0" w:color="auto"/>
+          <w:left w:val="single" w:sz="12" w:space="0" w:color="auto"/>
+          <w:bottom w:val="single" w:sz="12" w:space="0" w:color="auto"/>
+          <w:right w:val="single" w:sz="12" w:space="0" w:color="auto"/>
+          <w:insideH w:val="single" w:sz="6" w:space="0" w:color="auto"/>
+          <w:insideV w:val="single" w:sz="6" w:space="0" w:color="auto"/>
+        </w:tblBorders>
+        <w:tblLook w:val="01E0" w:firstRow="1" w:lastRow="1" w:firstColumn="1" w:lastColumn="1" w:noHBand="0" w:noVBand="0"/>
+      </w:tblPr>
+      <w:tblGrid>
+        <w:gridCol w:w="1785"/>
+        <w:gridCol w:w="841"/>
+        <w:gridCol w:w="1511"/>
+        <w:gridCol w:w="1379"/>
+        <w:gridCol w:w="1379"/>
+        <w:gridCol w:w="1379"/>
+      </w:tblGrid>
+      <w:tr>
+        <w:trPr>
+          <w:trHeight w:val="454"/>
+        </w:trPr>
+        <w:tc>
+          <w:tcPr>
+            <w:tcW w:w="1017" w:type="pct"/>
+            <w:shd w:val="clear" w:color="auto" w:fill="auto"/>
+            <w:vAlign w:val="center"/>
+          </w:tcPr>
+          <w:p>
+            <w:pPr>
+              <w:wordWrap w:val="0"/>
+              <w:spacing w:line="240" w:lineRule="auto"/>
+              <w:rPr>
+                <w:sz w:val="21"/>
+                <w:szCs w:val="21"/>
+              </w:rPr>
+            </w:pPr>
+            <w:r>
+              <w:rPr>
+                <w:rFonts w:hint="eastAsia"/>
+                <w:sz w:val="21"/>
+                <w:szCs w:val="21"/>
+              </w:rPr>
+              <w:t xml:space="preserve">序号</w:t>
+            </w:r>
+          </w:p>
+        </w:tc>
+        <w:tc>
+          <w:tcPr>
+            <w:tcW w:w="1017" w:type="pct"/>
+            <w:shd w:val="clear" w:color="auto" w:fill="auto"/>
+            <w:vAlign w:val="center"/>
+          </w:tcPr>
+          <w:p>
+            <w:pPr>
+              <w:wordWrap w:val="0"/>
+              <w:spacing w:line="240" w:lineRule="auto"/>
+              <w:rPr>
+                <w:sz w:val="21"/>
+                <w:szCs w:val="21"/>
+              </w:rPr>
+            </w:pPr>
+            <w:r>
+              <w:rPr>
+                <w:rFonts w:hint="eastAsia"/>
+                <w:sz w:val="21"/>
+                <w:szCs w:val="21"/>
+              </w:rPr>
+              <w:t xml:space="preserve">硬件或固件项名称</w:t>
+            </w:r>
+          </w:p>
+        </w:tc>
+        <w:tc>
+          <w:tcPr>
+            <w:tcW w:w="1017" w:type="pct"/>
+            <w:shd w:val="clear" w:color="auto" w:fill="auto"/>
+            <w:vAlign w:val="center"/>
+          </w:tcPr>
+          <w:p>
+            <w:pPr>
+              <w:wordWrap w:val="0"/>
+              <w:spacing w:line="240" w:lineRule="auto"/>
+              <w:rPr>
+                <w:sz w:val="21"/>
+                <w:szCs w:val="21"/>
+              </w:rPr>
+            </w:pPr>
+            <w:r>
+              <w:rPr>
+                <w:rFonts w:hint="eastAsia"/>
+                <w:sz w:val="21"/>
+                <w:szCs w:val="21"/>
+              </w:rPr>
+              <w:t xml:space="preserve">配置信息</w:t>
+            </w:r>
+          </w:p>
+        </w:tc>
+        <w:tc>
+          <w:tcPr>
+            <w:tcW w:w="1017" w:type="pct"/>
+            <w:shd w:val="clear" w:color="auto" w:fill="auto"/>
+            <w:vAlign w:val="center"/>
+          </w:tcPr>
+          <w:p>
+            <w:pPr>
+              <w:wordWrap w:val="0"/>
+              <w:spacing w:line="240" w:lineRule="auto"/>
+              <w:rPr>
+                <w:sz w:val="21"/>
+                <w:szCs w:val="21"/>
+              </w:rPr>
+            </w:pPr>
+            <w:r>
+              <w:rPr>
+                <w:rFonts w:hint="eastAsia"/>
+                <w:sz w:val="21"/>
+                <w:szCs w:val="21"/>
+              </w:rPr>
+              <w:t xml:space="preserve">设备编号</w:t>
+            </w:r>
+          </w:p>
+        </w:tc>
+        <w:tc>
+          <w:tcPr>
+            <w:tcW w:w="1017" w:type="pct"/>
+            <w:shd w:val="clear" w:color="auto" w:fill="auto"/>
+            <w:vAlign w:val="center"/>
+          </w:tcPr>
+          <w:p>
+            <w:pPr>
+              <w:wordWrap w:val="0"/>
+              <w:spacing w:line="240" w:lineRule="auto"/>
+              <w:rPr>
+                <w:sz w:val="21"/>
+                <w:szCs w:val="21"/>
+              </w:rPr>
+            </w:pPr>
+            <w:r>
+              <w:rPr>
+                <w:rFonts w:hint="eastAsia"/>
+                <w:sz w:val="21"/>
+                <w:szCs w:val="21"/>
+              </w:rPr>
+              <w:t xml:space="preserve">提供单位</w:t>
+            </w:r>
+          </w:p>
+        </w:tc>
+        <w:tc>
+          <w:tcPr>
+            <w:tcW w:w="1017" w:type="pct"/>
+            <w:shd w:val="clear" w:color="auto" w:fill="auto"/>
+            <w:vAlign w:val="center"/>
+          </w:tcPr>
+          <w:p>
+            <w:pPr>
+              <w:wordWrap w:val="0"/>
+              <w:spacing w:line="240" w:lineRule="auto"/>
+              <w:rPr>
+                <w:sz w:val="21"/>
+                <w:szCs w:val="21"/>
+              </w:rPr>
+            </w:pPr>
+            <w:r>
+              <w:rPr>
+                <w:rFonts w:hint="eastAsia"/>
+                <w:sz w:val="21"/>
+                <w:szCs w:val="21"/>
+              </w:rPr>
+              <w:t xml:space="preserve">用途</w:t>
+            </w:r>
+          </w:p>
+        </w:tc>
+      </w:tr>
+      <w:tr>
+        <w:trPr>
+          <w:trHeight w:val="454"/>
+        </w:trPr>
+        <w:tc>
+          <w:tcPr>
+            <w:tcW w:w="1017" w:type="pct"/>
+            <w:shd w:val="clear" w:color="auto" w:fill="auto"/>
+            <w:vAlign w:val="center"/>
+          </w:tcPr>
+          <w:p>
+            <w:pPr>
+              <w:wordWrap w:val="0"/>
+              <w:spacing w:line="240" w:lineRule="auto"/>
+              <w:rPr>
+                <w:sz w:val="21"/>
+                <w:szCs w:val="21"/>
+              </w:rPr>
+            </w:pPr>
+            <w:r>
+              <w:rPr>
+                <w:rFonts w:hint="eastAsia"/>
+                <w:sz w:val="21"/>
+                <w:szCs w:val="21"/>
+              </w:rPr>
+              <w:t xml:space="preserve">1</w:t>
+            </w:r>
+          </w:p>
+        </w:tc>
+        <w:tc>
+          <w:tcPr>
+            <w:tcW w:w="1017" w:type="pct"/>
+            <w:shd w:val="clear" w:color="auto" w:fill="auto"/>
+            <w:vAlign w:val="center"/>
+          </w:tcPr>
+          <w:p>
+            <w:pPr>
+              <w:wordWrap w:val="0"/>
+              <w:spacing w:line="240" w:lineRule="auto"/>
+              <w:rPr>
+                <w:sz w:val="21"/>
+                <w:szCs w:val="21"/>
+              </w:rPr>
+            </w:pPr>
+            <w:r>
+              <w:rPr>
+                <w:rFonts w:hint="eastAsia"/>
+                <w:sz w:val="21"/>
+                <w:szCs w:val="21"/>
+              </w:rPr>
+              <w:t xml:space="preserve">计算机</w:t>
+            </w:r>
+          </w:p>
+        </w:tc>
+        <w:tc>
+          <w:tcPr>
+            <w:tcW w:w="1017" w:type="pct"/>
+            <w:shd w:val="clear" w:color="auto" w:fill="auto"/>
+            <w:vAlign w:val="center"/>
+          </w:tcPr>
+          <w:p>
+            <w:pPr>
+              <w:wordWrap w:val="0"/>
+              <w:spacing w:line="240" w:lineRule="auto"/>
+              <w:rPr>
+                <w:sz w:val="21"/>
+                <w:szCs w:val="21"/>
+              </w:rPr>
+            </w:pPr>
+            <w:r>
+              <w:rPr>
+                <w:rFonts w:hint="eastAsia"/>
+                <w:sz w:val="21"/>
+                <w:szCs w:val="21"/>
+              </w:rPr>
+              <w:t xml:space="preserve">CPU:intel i7 6700 内存：16G 硬盘：500G 操作系统：Windows 7(64)</w:t>
+            </w:r>
+          </w:p>
+        </w:tc>
+        <w:tc>
+          <w:tcPr>
+            <w:tcW w:w="1017" w:type="pct"/>
+            <w:shd w:val="clear" w:color="auto" w:fill="auto"/>
+            <w:vAlign w:val="center"/>
+          </w:tcPr>
+          <w:p>
+            <w:pPr>
+              <w:wordWrap w:val="0"/>
+              <w:spacing w:line="240" w:lineRule="auto"/>
+              <w:rPr>
+                <w:sz w:val="21"/>
+                <w:szCs w:val="21"/>
+              </w:rPr>
+            </w:pPr>
+            <w:r>
+              <w:rPr>
+                <w:rFonts w:hint="eastAsia"/>
+                <w:sz w:val="21"/>
+                <w:szCs w:val="21"/>
+              </w:rPr>
+              <w:t xml:space="preserve">TY20191200277</w:t>
+            </w:r>
+          </w:p>
+        </w:tc>
+        <w:tc>
+          <w:tcPr>
+            <w:tcW w:w="1017" w:type="pct"/>
+            <w:shd w:val="clear" w:color="auto" w:fill="auto"/>
+            <w:vAlign w:val="center"/>
+          </w:tcPr>
+          <w:p>
+            <w:pPr>
+              <w:wordWrap w:val="0"/>
+              <w:spacing w:line="240" w:lineRule="auto"/>
+              <w:rPr>
+                <w:sz w:val="21"/>
+                <w:szCs w:val="21"/>
+              </w:rPr>
+            </w:pPr>
+            <w:r>
+              <w:rPr>
+                <w:rFonts w:hint="eastAsia"/>
+                <w:sz w:val="21"/>
+                <w:szCs w:val="21"/>
+              </w:rPr>
+              <w:t xml:space="preserve">中国科学院卫星软件评测中心</w:t>
+            </w:r>
+          </w:p>
+        </w:tc>
+        <w:tc>
+          <w:tcPr>
+            <w:tcW w:w="1017" w:type="pct"/>
+            <w:shd w:val="clear" w:color="auto" w:fill="auto"/>
+            <w:vAlign w:val="center"/>
+          </w:tcPr>
+          <w:p>
+            <w:pPr>
+              <w:wordWrap w:val="0"/>
+              <w:spacing w:line="240" w:lineRule="auto"/>
+              <w:rPr>
+                <w:sz w:val="21"/>
+                <w:szCs w:val="21"/>
+              </w:rPr>
+            </w:pPr>
+            <w:r>
+              <w:rPr>
+                <w:rFonts w:hint="eastAsia"/>
+                <w:sz w:val="21"/>
+                <w:szCs w:val="21"/>
+              </w:rPr>
+              <w:t xml:space="preserve">运行Klocwork、Source Insight等测试工具以及相关辅助软件，用于静态测试。</w:t>
+            </w:r>
+          </w:p>
+        </w:tc>
+      </w:tr>
+    </w:tbl>
+    <w:p>
+      <w:pPr>
+        <w:wordWrap w:val="0"/>
         <w:spacing w:line="360" w:lineRule="auto"/>
         <w:ind w:firstLineChars="200" w:firstLine="480"/>
         <w:rPr>
@@ -35,7 +388,7 @@
           <w:sz w:val="24"/>
           <w:szCs w:val="24"/>
         </w:rPr>
-        <w:t xml:space="preserve">OKOKOKOKO</w:t>
+        <w:t xml:space="preserve"> </w:t>
       </w:r>
     </w:p>
     <w:sectPr>
@@ -49,7 +402,7 @@
 </file>
 
 <file path=word/endnotes.xml><?xml version="1.0" encoding="utf-8"?>
-<w:endnotes xmlns:wpc="http://schemas.microsoft.com/office/word/2010/wordprocessingCanvas" xmlns:cx="http://schemas.microsoft.com/office/drawing/2014/chartex" xmlns:cx1="http://schemas.microsoft.com/office/drawing/2015/9/8/chartex" xmlns:cx2="http://schemas.microsoft.com/office/drawing/2015/10/21/chartex" xmlns:cx3="http://schemas.microsoft.com/office/drawing/2016/5/9/chartex" xmlns:cx4="http://schemas.microsoft.com/office/drawing/2016/5/10/chartex" xmlns:cx5="http://schemas.microsoft.com/office/drawing/2016/5/11/chartex" xmlns:cx6="http://schemas.microsoft.com/office/drawing/2016/5/12/chartex" xmlns:cx7="http://schemas.microsoft.com/office/drawing/2016/5/13/chartex" xmlns:cx8="http://schemas.microsoft.com/office/drawing/2016/5/14/chartex" xmlns:mc="http://schemas.openxmlformats.org/markup-compatibility/2006" xmlns:aink="http://schemas.microsoft.com/office/drawing/2016/ink" xmlns:am3d="http://schemas.microsoft.com/office/drawing/2017/model3d" xmlns:o="urn:schemas-microsoft-com:office:office" xmlns:oel="http://schemas.microsoft.com/office/2019/extlst" xmlns:r="http://schemas.openxmlformats.org/officeDocument/2006/relationships" xmlns:m="http://schemas.openxmlformats.org/officeDocument/2006/math" xmlns:v="urn:schemas-microsoft-com:vml" xmlns:wp14="http://schemas.microsoft.com/office/word/2010/wordprocessingDrawing" xmlns:wp="http://schemas.openxmlformats.org/drawingml/2006/wordprocessingDrawing" xmlns:w10="urn:schemas-microsoft-com:office:word" xmlns:w="http://schemas.openxmlformats.org/wordprocessingml/2006/main" xmlns:w14="http://schemas.microsoft.com/office/word/2010/wordml" xmlns:w15="http://schemas.microsoft.com/office/word/2012/wordml" xmlns:w16cex="http://schemas.microsoft.com/office/word/2018/wordml/cex" xmlns:w16cid="http://schemas.microsoft.com/office/word/2016/wordml/cid" xmlns:w16="http://schemas.microsoft.com/office/word/2018/wordml" xmlns:w16du="http://schemas.microsoft.com/office/word/2023/wordml/word16du" xmlns:w16sdtdh="http://schemas.microsoft.com/office/word/2020/wordml/sdtdatahash" xmlns:w16se="http://schemas.microsoft.com/office/word/2015/wordml/symex" xmlns:wpg="http://schemas.microsoft.com/office/word/2010/wordprocessingGroup" xmlns:wpi="http://schemas.microsoft.com/office/word/2010/wordprocessingInk" xmlns:wne="http://schemas.microsoft.com/office/word/2006/wordml" xmlns:wps="http://schemas.microsoft.com/office/word/2010/wordprocessingShape" mc:Ignorable="w14 w15 w16se w16cid w16 w16cex w16sdtdh w16du wp14">
+<w:endnotes xmlns:wpc="http://schemas.microsoft.com/office/word/2010/wordprocessingCanvas" xmlns:cx="http://schemas.microsoft.com/office/drawing/2014/chartex" xmlns:cx1="http://schemas.microsoft.com/office/drawing/2015/9/8/chartex" xmlns:cx2="http://schemas.microsoft.com/office/drawing/2015/10/21/chartex" xmlns:cx3="http://schemas.microsoft.com/office/drawing/2016/5/9/chartex" xmlns:cx4="http://schemas.microsoft.com/office/drawing/2016/5/10/chartex" xmlns:cx5="http://schemas.microsoft.com/office/drawing/2016/5/11/chartex" xmlns:cx6="http://schemas.microsoft.com/office/drawing/2016/5/12/chartex" xmlns:cx7="http://schemas.microsoft.com/office/drawing/2016/5/13/chartex" xmlns:cx8="http://schemas.microsoft.com/office/drawing/2016/5/14/chartex" xmlns:mc="http://schemas.openxmlformats.org/markup-compatibility/2006" xmlns:aink="http://schemas.microsoft.com/office/drawing/2016/ink" xmlns:am3d="http://schemas.microsoft.com/office/drawing/2017/model3d" xmlns:o="urn:schemas-microsoft-com:office:office" xmlns:oel="http://schemas.microsoft.com/office/2019/extlst" xmlns:r="http://schemas.openxmlformats.org/officeDocument/2006/relationships" xmlns:m="http://schemas.openxmlformats.org/officeDocument/2006/math" xmlns:v="urn:schemas-microsoft-com:vml" xmlns:wp14="http://schemas.microsoft.com/office/word/2010/wordprocessingDrawing" xmlns:wp="http://schemas.openxmlformats.org/drawingml/2006/wordprocessingDrawing" xmlns:w10="urn:schemas-microsoft-com:office:word" xmlns:w="http://schemas.openxmlformats.org/wordprocessingml/2006/main" xmlns:w14="http://schemas.microsoft.com/office/word/2010/wordml" xmlns:w15="http://schemas.microsoft.com/office/word/2012/wordml" xmlns:w16cex="http://schemas.microsoft.com/office/word/2018/wordml/cex" xmlns:w16cid="http://schemas.microsoft.com/office/word/2016/wordml/cid" xmlns:w16="http://schemas.microsoft.com/office/word/2018/wordml" xmlns:w16du="http://schemas.microsoft.com/office/word/2023/wordml/word16du" xmlns:w16sdtdh="http://schemas.microsoft.com/office/word/2020/wordml/sdtdatahash" xmlns:w16sdtfl="http://schemas.microsoft.com/office/word/2024/wordml/sdtformatlock" xmlns:w16se="http://schemas.microsoft.com/office/word/2015/wordml/symex" xmlns:wpg="http://schemas.microsoft.com/office/word/2010/wordprocessingGroup" xmlns:wpi="http://schemas.microsoft.com/office/word/2010/wordprocessingInk" xmlns:wne="http://schemas.microsoft.com/office/word/2006/wordml" xmlns:wps="http://schemas.microsoft.com/office/word/2010/wordprocessingShape" mc:Ignorable="w14 w15 w16se w16cid w16 w16cex w16sdtdh w16sdtfl w16du wp14">
   <w:endnote w:type="separator" w:id="-1">
     <w:p>
       <w:pPr>
@@ -74,7 +427,7 @@
 </file>
 
 <file path=word/footnotes.xml><?xml version="1.0" encoding="utf-8"?>
-<w:footnotes xmlns:wpc="http://schemas.microsoft.com/office/word/2010/wordprocessingCanvas" xmlns:cx="http://schemas.microsoft.com/office/drawing/2014/chartex" xmlns:cx1="http://schemas.microsoft.com/office/drawing/2015/9/8/chartex" xmlns:cx2="http://schemas.microsoft.com/office/drawing/2015/10/21/chartex" xmlns:cx3="http://schemas.microsoft.com/office/drawing/2016/5/9/chartex" xmlns:cx4="http://schemas.microsoft.com/office/drawing/2016/5/10/chartex" xmlns:cx5="http://schemas.microsoft.com/office/drawing/2016/5/11/chartex" xmlns:cx6="http://schemas.microsoft.com/office/drawing/2016/5/12/chartex" xmlns:cx7="http://schemas.microsoft.com/office/drawing/2016/5/13/chartex" xmlns:cx8="http://schemas.microsoft.com/office/drawing/2016/5/14/chartex" xmlns:mc="http://schemas.openxmlformats.org/markup-compatibility/2006" xmlns:aink="http://schemas.microsoft.com/office/drawing/2016/ink" xmlns:am3d="http://schemas.microsoft.com/office/drawing/2017/model3d" xmlns:o="urn:schemas-microsoft-com:office:office" xmlns:oel="http://schemas.microsoft.com/office/2019/extlst" xmlns:r="http://schemas.openxmlformats.org/officeDocument/2006/relationships" xmlns:m="http://schemas.openxmlformats.org/officeDocument/2006/math" xmlns:v="urn:schemas-microsoft-com:vml" xmlns:wp14="http://schemas.microsoft.com/office/word/2010/wordprocessingDrawing" xmlns:wp="http://schemas.openxmlformats.org/drawingml/2006/wordprocessingDrawing" xmlns:w10="urn:schemas-microsoft-com:office:word" xmlns:w="http://schemas.openxmlformats.org/wordprocessingml/2006/main" xmlns:w14="http://schemas.microsoft.com/office/word/2010/wordml" xmlns:w15="http://schemas.microsoft.com/office/word/2012/wordml" xmlns:w16cex="http://schemas.microsoft.com/office/word/2018/wordml/cex" xmlns:w16cid="http://schemas.microsoft.com/office/word/2016/wordml/cid" xmlns:w16="http://schemas.microsoft.com/office/word/2018/wordml" xmlns:w16du="http://schemas.microsoft.com/office/word/2023/wordml/word16du" xmlns:w16sdtdh="http://schemas.microsoft.com/office/word/2020/wordml/sdtdatahash" xmlns:w16se="http://schemas.microsoft.com/office/word/2015/wordml/symex" xmlns:wpg="http://schemas.microsoft.com/office/word/2010/wordprocessingGroup" xmlns:wpi="http://schemas.microsoft.com/office/word/2010/wordprocessingInk" xmlns:wne="http://schemas.microsoft.com/office/word/2006/wordml" xmlns:wps="http://schemas.microsoft.com/office/word/2010/wordprocessingShape" mc:Ignorable="w14 w15 w16se w16cid w16 w16cex w16sdtdh w16du wp14">
+<w:footnotes xmlns:wpc="http://schemas.microsoft.com/office/word/2010/wordprocessingCanvas" xmlns:cx="http://schemas.microsoft.com/office/drawing/2014/chartex" xmlns:cx1="http://schemas.microsoft.com/office/drawing/2015/9/8/chartex" xmlns:cx2="http://schemas.microsoft.com/office/drawing/2015/10/21/chartex" xmlns:cx3="http://schemas.microsoft.com/office/drawing/2016/5/9/chartex" xmlns:cx4="http://schemas.microsoft.com/office/drawing/2016/5/10/chartex" xmlns:cx5="http://schemas.microsoft.com/office/drawing/2016/5/11/chartex" xmlns:cx6="http://schemas.microsoft.com/office/drawing/2016/5/12/chartex" xmlns:cx7="http://schemas.microsoft.com/office/drawing/2016/5/13/chartex" xmlns:cx8="http://schemas.microsoft.com/office/drawing/2016/5/14/chartex" xmlns:mc="http://schemas.openxmlformats.org/markup-compatibility/2006" xmlns:aink="http://schemas.microsoft.com/office/drawing/2016/ink" xmlns:am3d="http://schemas.microsoft.com/office/drawing/2017/model3d" xmlns:o="urn:schemas-microsoft-com:office:office" xmlns:oel="http://schemas.microsoft.com/office/2019/extlst" xmlns:r="http://schemas.openxmlformats.org/officeDocument/2006/relationships" xmlns:m="http://schemas.openxmlformats.org/officeDocument/2006/math" xmlns:v="urn:schemas-microsoft-com:vml" xmlns:wp14="http://schemas.microsoft.com/office/word/2010/wordprocessingDrawing" xmlns:wp="http://schemas.openxmlformats.org/drawingml/2006/wordprocessingDrawing" xmlns:w10="urn:schemas-microsoft-com:office:word" xmlns:w="http://schemas.openxmlformats.org/wordprocessingml/2006/main" xmlns:w14="http://schemas.microsoft.com/office/word/2010/wordml" xmlns:w15="http://schemas.microsoft.com/office/word/2012/wordml" xmlns:w16cex="http://schemas.microsoft.com/office/word/2018/wordml/cex" xmlns:w16cid="http://schemas.microsoft.com/office/word/2016/wordml/cid" xmlns:w16="http://schemas.microsoft.com/office/word/2018/wordml" xmlns:w16du="http://schemas.microsoft.com/office/word/2023/wordml/word16du" xmlns:w16sdtdh="http://schemas.microsoft.com/office/word/2020/wordml/sdtdatahash" xmlns:w16sdtfl="http://schemas.microsoft.com/office/word/2024/wordml/sdtformatlock" xmlns:w16se="http://schemas.microsoft.com/office/word/2015/wordml/symex" xmlns:wpg="http://schemas.microsoft.com/office/word/2010/wordprocessingGroup" xmlns:wpi="http://schemas.microsoft.com/office/word/2010/wordprocessingInk" xmlns:wne="http://schemas.microsoft.com/office/word/2006/wordml" xmlns:wps="http://schemas.microsoft.com/office/word/2010/wordprocessingShape" mc:Ignorable="w14 w15 w16se w16cid w16 w16cex w16sdtdh w16sdtfl w16du wp14">
   <w:footnote w:type="separator" w:id="-1">
     <w:p>
       <w:pPr>
@@ -99,7 +452,7 @@
 </file>
 
 <file path=word/numbering.xml><?xml version="1.0" encoding="utf-8"?>
-<w:numbering xmlns:wpc="http://schemas.microsoft.com/office/word/2010/wordprocessingCanvas" xmlns:cx="http://schemas.microsoft.com/office/drawing/2014/chartex" xmlns:cx1="http://schemas.microsoft.com/office/drawing/2015/9/8/chartex" xmlns:cx2="http://schemas.microsoft.com/office/drawing/2015/10/21/chartex" xmlns:cx3="http://schemas.microsoft.com/office/drawing/2016/5/9/chartex" xmlns:cx4="http://schemas.microsoft.com/office/drawing/2016/5/10/chartex" xmlns:cx5="http://schemas.microsoft.com/office/drawing/2016/5/11/chartex" xmlns:cx6="http://schemas.microsoft.com/office/drawing/2016/5/12/chartex" xmlns:cx7="http://schemas.microsoft.com/office/drawing/2016/5/13/chartex" xmlns:cx8="http://schemas.microsoft.com/office/drawing/2016/5/14/chartex" xmlns:mc="http://schemas.openxmlformats.org/markup-compatibility/2006" xmlns:aink="http://schemas.microsoft.com/office/drawing/2016/ink" xmlns:am3d="http://schemas.microsoft.com/office/drawing/2017/model3d" xmlns:o="urn:schemas-microsoft-com:office:office" xmlns:oel="http://schemas.microsoft.com/office/2019/extlst" xmlns:r="http://schemas.openxmlformats.org/officeDocument/2006/relationships" xmlns:m="http://schemas.openxmlformats.org/officeDocument/2006/math" xmlns:v="urn:schemas-microsoft-com:vml" xmlns:wp14="http://schemas.microsoft.com/office/word/2010/wordprocessingDrawing" xmlns:wp="http://schemas.openxmlformats.org/drawingml/2006/wordprocessingDrawing" xmlns:w10="urn:schemas-microsoft-com:office:word" xmlns:w="http://schemas.openxmlformats.org/wordprocessingml/2006/main" xmlns:w14="http://schemas.microsoft.com/office/word/2010/wordml" xmlns:w15="http://schemas.microsoft.com/office/word/2012/wordml" xmlns:w16cex="http://schemas.microsoft.com/office/word/2018/wordml/cex" xmlns:w16cid="http://schemas.microsoft.com/office/word/2016/wordml/cid" xmlns:w16="http://schemas.microsoft.com/office/word/2018/wordml" xmlns:w16du="http://schemas.microsoft.com/office/word/2023/wordml/word16du" xmlns:w16sdtdh="http://schemas.microsoft.com/office/word/2020/wordml/sdtdatahash" xmlns:w16se="http://schemas.microsoft.com/office/word/2015/wordml/symex" xmlns:wpg="http://schemas.microsoft.com/office/word/2010/wordprocessingGroup" xmlns:wpi="http://schemas.microsoft.com/office/word/2010/wordprocessingInk" xmlns:wne="http://schemas.microsoft.com/office/word/2006/wordml" xmlns:wps="http://schemas.microsoft.com/office/word/2010/wordprocessingShape" mc:Ignorable="w14 w15 w16se w16cid w16 w16cex w16sdtdh w16du wp14">
+<w:numbering xmlns:wpc="http://schemas.microsoft.com/office/word/2010/wordprocessingCanvas" xmlns:cx="http://schemas.microsoft.com/office/drawing/2014/chartex" xmlns:cx1="http://schemas.microsoft.com/office/drawing/2015/9/8/chartex" xmlns:cx2="http://schemas.microsoft.com/office/drawing/2015/10/21/chartex" xmlns:cx3="http://schemas.microsoft.com/office/drawing/2016/5/9/chartex" xmlns:cx4="http://schemas.microsoft.com/office/drawing/2016/5/10/chartex" xmlns:cx5="http://schemas.microsoft.com/office/drawing/2016/5/11/chartex" xmlns:cx6="http://schemas.microsoft.com/office/drawing/2016/5/12/chartex" xmlns:cx7="http://schemas.microsoft.com/office/drawing/2016/5/13/chartex" xmlns:cx8="http://schemas.microsoft.com/office/drawing/2016/5/14/chartex" xmlns:mc="http://schemas.openxmlformats.org/markup-compatibility/2006" xmlns:aink="http://schemas.microsoft.com/office/drawing/2016/ink" xmlns:am3d="http://schemas.microsoft.com/office/drawing/2017/model3d" xmlns:o="urn:schemas-microsoft-com:office:office" xmlns:oel="http://schemas.microsoft.com/office/2019/extlst" xmlns:r="http://schemas.openxmlformats.org/officeDocument/2006/relationships" xmlns:m="http://schemas.openxmlformats.org/officeDocument/2006/math" xmlns:v="urn:schemas-microsoft-com:vml" xmlns:wp14="http://schemas.microsoft.com/office/word/2010/wordprocessingDrawing" xmlns:wp="http://schemas.openxmlformats.org/drawingml/2006/wordprocessingDrawing" xmlns:w10="urn:schemas-microsoft-com:office:word" xmlns:w="http://schemas.openxmlformats.org/wordprocessingml/2006/main" xmlns:w14="http://schemas.microsoft.com/office/word/2010/wordml" xmlns:w15="http://schemas.microsoft.com/office/word/2012/wordml" xmlns:w16cex="http://schemas.microsoft.com/office/word/2018/wordml/cex" xmlns:w16cid="http://schemas.microsoft.com/office/word/2016/wordml/cid" xmlns:w16="http://schemas.microsoft.com/office/word/2018/wordml" xmlns:w16du="http://schemas.microsoft.com/office/word/2023/wordml/word16du" xmlns:w16sdtdh="http://schemas.microsoft.com/office/word/2020/wordml/sdtdatahash" xmlns:w16sdtfl="http://schemas.microsoft.com/office/word/2024/wordml/sdtformatlock" xmlns:w16se="http://schemas.microsoft.com/office/word/2015/wordml/symex" xmlns:wpg="http://schemas.microsoft.com/office/word/2010/wordprocessingGroup" xmlns:wpi="http://schemas.microsoft.com/office/word/2010/wordprocessingInk" xmlns:wne="http://schemas.microsoft.com/office/word/2006/wordml" xmlns:wps="http://schemas.microsoft.com/office/word/2010/wordprocessingShape" mc:Ignorable="w14 w15 w16se w16cid w16 w16cex w16sdtdh w16sdtfl w16du wp14">
   <w:abstractNum w:abstractNumId="0" w15:restartNumberingAfterBreak="0">
     <w:nsid w:val="0A5920EB"/>
     <w:multiLevelType w:val="hybridMultilevel"/>
@@ -435,7 +788,7 @@
 </file>
 
 <file path=word/styles.xml><?xml version="1.0" encoding="utf-8"?>
-<w:styles xmlns:mc="http://schemas.openxmlformats.org/markup-compatibility/2006" xmlns:r="http://schemas.openxmlformats.org/officeDocument/2006/relationships" xmlns:w="http://schemas.openxmlformats.org/wordprocessingml/2006/main" xmlns:w14="http://schemas.microsoft.com/office/word/2010/wordml" xmlns:w15="http://schemas.microsoft.com/office/word/2012/wordml" xmlns:w16cex="http://schemas.microsoft.com/office/word/2018/wordml/cex" xmlns:w16cid="http://schemas.microsoft.com/office/word/2016/wordml/cid" xmlns:w16="http://schemas.microsoft.com/office/word/2018/wordml" xmlns:w16du="http://schemas.microsoft.com/office/word/2023/wordml/word16du" xmlns:w16sdtdh="http://schemas.microsoft.com/office/word/2020/wordml/sdtdatahash" xmlns:w16se="http://schemas.microsoft.com/office/word/2015/wordml/symex" mc:Ignorable="w14 w15 w16se w16cid w16 w16cex w16sdtdh w16du">
+<w:styles xmlns:mc="http://schemas.openxmlformats.org/markup-compatibility/2006" xmlns:r="http://schemas.openxmlformats.org/officeDocument/2006/relationships" xmlns:w="http://schemas.openxmlformats.org/wordprocessingml/2006/main" xmlns:w14="http://schemas.microsoft.com/office/word/2010/wordml" xmlns:w15="http://schemas.microsoft.com/office/word/2012/wordml" xmlns:w16cex="http://schemas.microsoft.com/office/word/2018/wordml/cex" xmlns:w16cid="http://schemas.microsoft.com/office/word/2016/wordml/cid" xmlns:w16="http://schemas.microsoft.com/office/word/2018/wordml" xmlns:w16du="http://schemas.microsoft.com/office/word/2023/wordml/word16du" xmlns:w16sdtdh="http://schemas.microsoft.com/office/word/2020/wordml/sdtdatahash" xmlns:w16sdtfl="http://schemas.microsoft.com/office/word/2024/wordml/sdtformatlock" xmlns:w16se="http://schemas.microsoft.com/office/word/2015/wordml/symex" mc:Ignorable="w14 w15 w16se w16cid w16 w16cex w16sdtdh w16sdtfl w16du">
   <w:docDefaults>
     <w:rPrDefault>
       <w:rPr>
